--- a/referencias/GUIONES/Guion_Dia7_Masterclass_120min.docx
+++ b/referencias/GUIONES/Guion_Dia7_Masterclass_120min.docx
@@ -426,26 +426,26 @@
         </w:trPr>
         <w:tc>
           <w:tcPr>
-            <w:shd w:fill="0a0e14" w:val="clear"/>
+            <w:vAlign w:val="center"/>
+            <w:shd w:fill="0F172A"/>
             <w:tcMar>
-              <w:top w:w="70.0" w:type="dxa"/>
-              <w:left w:w="110.0" w:type="dxa"/>
-              <w:bottom w:w="70.0" w:type="dxa"/>
-              <w:right w:w="110.0" w:type="dxa"/>
+              <w:top w:w="160" w:type="dxa"/>
+              <w:bottom w:w="160" w:type="dxa"/>
+              <w:left w:w="200" w:type="dxa"/>
+              <w:right w:w="200" w:type="dxa"/>
             </w:tcMar>
-            <w:vAlign w:val="center"/>
           </w:tcPr>
           <w:p>
             <w:pPr>
-              <w:spacing w:after="0" w:lineRule="auto"/>
+              <w:spacing w:after="80" w:lineRule="auto" w:before="80"/>
               <w:rPr/>
             </w:pPr>
             <w:r>
               <w:rPr>
                 <w:rFonts w:ascii="Arial" w:cs="Arial" w:eastAsia="Arial" w:hAnsi="Arial"/>
-                <w:b w:val="1"/>
+                <w:b/>
                 <w:bCs w:val="1"/>
-                <w:color w:val="ffffff"/>
+                <w:color w:val="FFFFFF"/>
                 <w:sz w:val="18"/>
                 <w:szCs w:val="18"/>
                 <w:rtl w:val="0"/>
@@ -454,6 +454,8 @@
             </w:r>
             <w:r>
               <w:rPr>
+                <w:b/>
+                <w:color w:val="FFFFFF"/>
                 <w:rtl w:val="0"/>
               </w:rPr>
             </w:r>
@@ -461,26 +463,26 @@
         </w:tc>
         <w:tc>
           <w:tcPr>
-            <w:shd w:fill="0a0e14" w:val="clear"/>
+            <w:vAlign w:val="center"/>
+            <w:shd w:fill="0F172A"/>
             <w:tcMar>
-              <w:top w:w="70.0" w:type="dxa"/>
-              <w:left w:w="110.0" w:type="dxa"/>
-              <w:bottom w:w="70.0" w:type="dxa"/>
-              <w:right w:w="110.0" w:type="dxa"/>
+              <w:top w:w="160" w:type="dxa"/>
+              <w:bottom w:w="160" w:type="dxa"/>
+              <w:left w:w="200" w:type="dxa"/>
+              <w:right w:w="200" w:type="dxa"/>
             </w:tcMar>
-            <w:vAlign w:val="center"/>
           </w:tcPr>
           <w:p>
             <w:pPr>
-              <w:spacing w:after="0" w:lineRule="auto"/>
+              <w:spacing w:after="80" w:lineRule="auto" w:before="80"/>
               <w:rPr/>
             </w:pPr>
             <w:r>
               <w:rPr>
                 <w:rFonts w:ascii="Arial" w:cs="Arial" w:eastAsia="Arial" w:hAnsi="Arial"/>
-                <w:b w:val="1"/>
+                <w:b/>
                 <w:bCs w:val="1"/>
-                <w:color w:val="ffffff"/>
+                <w:color w:val="FFFFFF"/>
                 <w:sz w:val="18"/>
                 <w:szCs w:val="18"/>
                 <w:rtl w:val="0"/>
@@ -489,6 +491,8 @@
             </w:r>
             <w:r>
               <w:rPr>
+                <w:b/>
+                <w:color w:val="FFFFFF"/>
                 <w:rtl w:val="0"/>
               </w:rPr>
             </w:r>
@@ -496,26 +500,26 @@
         </w:tc>
         <w:tc>
           <w:tcPr>
-            <w:shd w:fill="0a0e14" w:val="clear"/>
+            <w:vAlign w:val="center"/>
+            <w:shd w:fill="0F172A"/>
             <w:tcMar>
-              <w:top w:w="70.0" w:type="dxa"/>
-              <w:left w:w="110.0" w:type="dxa"/>
-              <w:bottom w:w="70.0" w:type="dxa"/>
-              <w:right w:w="110.0" w:type="dxa"/>
+              <w:top w:w="160" w:type="dxa"/>
+              <w:bottom w:w="160" w:type="dxa"/>
+              <w:left w:w="200" w:type="dxa"/>
+              <w:right w:w="200" w:type="dxa"/>
             </w:tcMar>
-            <w:vAlign w:val="center"/>
           </w:tcPr>
           <w:p>
             <w:pPr>
-              <w:spacing w:after="0" w:lineRule="auto"/>
+              <w:spacing w:after="80" w:lineRule="auto" w:before="80"/>
               <w:rPr/>
             </w:pPr>
             <w:r>
               <w:rPr>
                 <w:rFonts w:ascii="Arial" w:cs="Arial" w:eastAsia="Arial" w:hAnsi="Arial"/>
-                <w:b w:val="1"/>
+                <w:b/>
                 <w:bCs w:val="1"/>
-                <w:color w:val="ffffff"/>
+                <w:color w:val="FFFFFF"/>
                 <w:sz w:val="18"/>
                 <w:szCs w:val="18"/>
                 <w:rtl w:val="0"/>
@@ -524,6 +528,8 @@
             </w:r>
             <w:r>
               <w:rPr>
+                <w:b/>
+                <w:color w:val="FFFFFF"/>
                 <w:rtl w:val="0"/>
               </w:rPr>
             </w:r>
@@ -531,26 +537,26 @@
         </w:tc>
         <w:tc>
           <w:tcPr>
-            <w:shd w:fill="0a0e14" w:val="clear"/>
+            <w:vAlign w:val="center"/>
+            <w:shd w:fill="0F172A"/>
             <w:tcMar>
-              <w:top w:w="70.0" w:type="dxa"/>
-              <w:left w:w="110.0" w:type="dxa"/>
-              <w:bottom w:w="70.0" w:type="dxa"/>
-              <w:right w:w="110.0" w:type="dxa"/>
+              <w:top w:w="160" w:type="dxa"/>
+              <w:bottom w:w="160" w:type="dxa"/>
+              <w:left w:w="200" w:type="dxa"/>
+              <w:right w:w="200" w:type="dxa"/>
             </w:tcMar>
-            <w:vAlign w:val="center"/>
           </w:tcPr>
           <w:p>
             <w:pPr>
-              <w:spacing w:after="0" w:lineRule="auto"/>
+              <w:spacing w:after="80" w:lineRule="auto" w:before="80"/>
               <w:rPr/>
             </w:pPr>
             <w:r>
               <w:rPr>
                 <w:rFonts w:ascii="Arial" w:cs="Arial" w:eastAsia="Arial" w:hAnsi="Arial"/>
-                <w:b w:val="1"/>
+                <w:b/>
                 <w:bCs w:val="1"/>
-                <w:color w:val="ffffff"/>
+                <w:color w:val="FFFFFF"/>
                 <w:sz w:val="18"/>
                 <w:szCs w:val="18"/>
                 <w:rtl w:val="0"/>
@@ -559,6 +565,8 @@
             </w:r>
             <w:r>
               <w:rPr>
+                <w:b/>
+                <w:color w:val="FFFFFF"/>
                 <w:rtl w:val="0"/>
               </w:rPr>
             </w:r>
@@ -718,14 +726,14 @@
         </w:trPr>
         <w:tc>
           <w:tcPr>
-            <w:shd w:fill="f2f5f9" w:val="clear"/>
+            <w:vAlign w:val="center"/>
+            <w:shd w:fill="F8FAFC"/>
             <w:tcMar>
-              <w:top w:w="70.0" w:type="dxa"/>
-              <w:left w:w="110.0" w:type="dxa"/>
-              <w:bottom w:w="70.0" w:type="dxa"/>
-              <w:right w:w="110.0" w:type="dxa"/>
+              <w:top w:w="100" w:type="dxa"/>
+              <w:bottom w:w="100" w:type="dxa"/>
+              <w:left w:w="140" w:type="dxa"/>
+              <w:right w:w="140" w:type="dxa"/>
             </w:tcMar>
-            <w:vAlign w:val="center"/>
           </w:tcPr>
           <w:p>
             <w:pPr>
@@ -753,14 +761,14 @@
         </w:tc>
         <w:tc>
           <w:tcPr>
-            <w:shd w:fill="f2f5f9" w:val="clear"/>
+            <w:vAlign w:val="center"/>
+            <w:shd w:fill="F8FAFC"/>
             <w:tcMar>
-              <w:top w:w="70.0" w:type="dxa"/>
-              <w:left w:w="110.0" w:type="dxa"/>
-              <w:bottom w:w="70.0" w:type="dxa"/>
-              <w:right w:w="110.0" w:type="dxa"/>
+              <w:top w:w="100" w:type="dxa"/>
+              <w:bottom w:w="100" w:type="dxa"/>
+              <w:left w:w="140" w:type="dxa"/>
+              <w:right w:w="140" w:type="dxa"/>
             </w:tcMar>
-            <w:vAlign w:val="center"/>
           </w:tcPr>
           <w:p>
             <w:pPr>
@@ -788,14 +796,14 @@
         </w:tc>
         <w:tc>
           <w:tcPr>
-            <w:shd w:fill="f2f5f9" w:val="clear"/>
+            <w:vAlign w:val="center"/>
+            <w:shd w:fill="F8FAFC"/>
             <w:tcMar>
-              <w:top w:w="70.0" w:type="dxa"/>
-              <w:left w:w="110.0" w:type="dxa"/>
-              <w:bottom w:w="70.0" w:type="dxa"/>
-              <w:right w:w="110.0" w:type="dxa"/>
+              <w:top w:w="100" w:type="dxa"/>
+              <w:bottom w:w="100" w:type="dxa"/>
+              <w:left w:w="140" w:type="dxa"/>
+              <w:right w:w="140" w:type="dxa"/>
             </w:tcMar>
-            <w:vAlign w:val="center"/>
           </w:tcPr>
           <w:p>
             <w:pPr>
@@ -823,14 +831,14 @@
         </w:tc>
         <w:tc>
           <w:tcPr>
-            <w:shd w:fill="f2f5f9" w:val="clear"/>
+            <w:vAlign w:val="center"/>
+            <w:shd w:fill="F8FAFC"/>
             <w:tcMar>
-              <w:top w:w="70.0" w:type="dxa"/>
-              <w:left w:w="110.0" w:type="dxa"/>
-              <w:bottom w:w="70.0" w:type="dxa"/>
-              <w:right w:w="110.0" w:type="dxa"/>
+              <w:top w:w="100" w:type="dxa"/>
+              <w:bottom w:w="100" w:type="dxa"/>
+              <w:left w:w="140" w:type="dxa"/>
+              <w:right w:w="140" w:type="dxa"/>
             </w:tcMar>
-            <w:vAlign w:val="center"/>
           </w:tcPr>
           <w:p>
             <w:pPr>
@@ -1010,14 +1018,14 @@
         </w:trPr>
         <w:tc>
           <w:tcPr>
-            <w:shd w:fill="f2f5f9" w:val="clear"/>
+            <w:vAlign w:val="center"/>
+            <w:shd w:fill="F8FAFC"/>
             <w:tcMar>
-              <w:top w:w="70.0" w:type="dxa"/>
-              <w:left w:w="110.0" w:type="dxa"/>
-              <w:bottom w:w="70.0" w:type="dxa"/>
-              <w:right w:w="110.0" w:type="dxa"/>
+              <w:top w:w="100" w:type="dxa"/>
+              <w:bottom w:w="100" w:type="dxa"/>
+              <w:left w:w="140" w:type="dxa"/>
+              <w:right w:w="140" w:type="dxa"/>
             </w:tcMar>
-            <w:vAlign w:val="center"/>
           </w:tcPr>
           <w:p>
             <w:pPr>
@@ -1045,14 +1053,14 @@
         </w:tc>
         <w:tc>
           <w:tcPr>
-            <w:shd w:fill="f2f5f9" w:val="clear"/>
+            <w:vAlign w:val="center"/>
+            <w:shd w:fill="F8FAFC"/>
             <w:tcMar>
-              <w:top w:w="70.0" w:type="dxa"/>
-              <w:left w:w="110.0" w:type="dxa"/>
-              <w:bottom w:w="70.0" w:type="dxa"/>
-              <w:right w:w="110.0" w:type="dxa"/>
+              <w:top w:w="100" w:type="dxa"/>
+              <w:bottom w:w="100" w:type="dxa"/>
+              <w:left w:w="140" w:type="dxa"/>
+              <w:right w:w="140" w:type="dxa"/>
             </w:tcMar>
-            <w:vAlign w:val="center"/>
           </w:tcPr>
           <w:p>
             <w:pPr>
@@ -1080,14 +1088,14 @@
         </w:tc>
         <w:tc>
           <w:tcPr>
-            <w:shd w:fill="f2f5f9" w:val="clear"/>
+            <w:vAlign w:val="center"/>
+            <w:shd w:fill="F8FAFC"/>
             <w:tcMar>
-              <w:top w:w="70.0" w:type="dxa"/>
-              <w:left w:w="110.0" w:type="dxa"/>
-              <w:bottom w:w="70.0" w:type="dxa"/>
-              <w:right w:w="110.0" w:type="dxa"/>
+              <w:top w:w="100" w:type="dxa"/>
+              <w:bottom w:w="100" w:type="dxa"/>
+              <w:left w:w="140" w:type="dxa"/>
+              <w:right w:w="140" w:type="dxa"/>
             </w:tcMar>
-            <w:vAlign w:val="center"/>
           </w:tcPr>
           <w:p>
             <w:pPr>
@@ -1115,14 +1123,14 @@
         </w:tc>
         <w:tc>
           <w:tcPr>
-            <w:shd w:fill="f2f5f9" w:val="clear"/>
+            <w:vAlign w:val="center"/>
+            <w:shd w:fill="F8FAFC"/>
             <w:tcMar>
-              <w:top w:w="70.0" w:type="dxa"/>
-              <w:left w:w="110.0" w:type="dxa"/>
-              <w:bottom w:w="70.0" w:type="dxa"/>
-              <w:right w:w="110.0" w:type="dxa"/>
+              <w:top w:w="100" w:type="dxa"/>
+              <w:bottom w:w="100" w:type="dxa"/>
+              <w:left w:w="140" w:type="dxa"/>
+              <w:right w:w="140" w:type="dxa"/>
             </w:tcMar>
-            <w:vAlign w:val="center"/>
           </w:tcPr>
           <w:p>
             <w:pPr>
@@ -1302,14 +1310,14 @@
         </w:trPr>
         <w:tc>
           <w:tcPr>
-            <w:shd w:fill="f2f5f9" w:val="clear"/>
+            <w:vAlign w:val="center"/>
+            <w:shd w:fill="F8FAFC"/>
             <w:tcMar>
-              <w:top w:w="70.0" w:type="dxa"/>
-              <w:left w:w="110.0" w:type="dxa"/>
-              <w:bottom w:w="70.0" w:type="dxa"/>
-              <w:right w:w="110.0" w:type="dxa"/>
+              <w:top w:w="100" w:type="dxa"/>
+              <w:bottom w:w="100" w:type="dxa"/>
+              <w:left w:w="140" w:type="dxa"/>
+              <w:right w:w="140" w:type="dxa"/>
             </w:tcMar>
-            <w:vAlign w:val="center"/>
           </w:tcPr>
           <w:p>
             <w:pPr>
@@ -1337,14 +1345,14 @@
         </w:tc>
         <w:tc>
           <w:tcPr>
-            <w:shd w:fill="f2f5f9" w:val="clear"/>
+            <w:vAlign w:val="center"/>
+            <w:shd w:fill="F8FAFC"/>
             <w:tcMar>
-              <w:top w:w="70.0" w:type="dxa"/>
-              <w:left w:w="110.0" w:type="dxa"/>
-              <w:bottom w:w="70.0" w:type="dxa"/>
-              <w:right w:w="110.0" w:type="dxa"/>
+              <w:top w:w="100" w:type="dxa"/>
+              <w:bottom w:w="100" w:type="dxa"/>
+              <w:left w:w="140" w:type="dxa"/>
+              <w:right w:w="140" w:type="dxa"/>
             </w:tcMar>
-            <w:vAlign w:val="center"/>
           </w:tcPr>
           <w:p>
             <w:pPr>
@@ -1372,14 +1380,14 @@
         </w:tc>
         <w:tc>
           <w:tcPr>
-            <w:shd w:fill="f2f5f9" w:val="clear"/>
+            <w:vAlign w:val="center"/>
+            <w:shd w:fill="F8FAFC"/>
             <w:tcMar>
-              <w:top w:w="70.0" w:type="dxa"/>
-              <w:left w:w="110.0" w:type="dxa"/>
-              <w:bottom w:w="70.0" w:type="dxa"/>
-              <w:right w:w="110.0" w:type="dxa"/>
+              <w:top w:w="100" w:type="dxa"/>
+              <w:bottom w:w="100" w:type="dxa"/>
+              <w:left w:w="140" w:type="dxa"/>
+              <w:right w:w="140" w:type="dxa"/>
             </w:tcMar>
-            <w:vAlign w:val="center"/>
           </w:tcPr>
           <w:p>
             <w:pPr>
@@ -1407,14 +1415,14 @@
         </w:tc>
         <w:tc>
           <w:tcPr>
-            <w:shd w:fill="f2f5f9" w:val="clear"/>
+            <w:vAlign w:val="center"/>
+            <w:shd w:fill="F8FAFC"/>
             <w:tcMar>
-              <w:top w:w="70.0" w:type="dxa"/>
-              <w:left w:w="110.0" w:type="dxa"/>
-              <w:bottom w:w="70.0" w:type="dxa"/>
-              <w:right w:w="110.0" w:type="dxa"/>
+              <w:top w:w="100" w:type="dxa"/>
+              <w:bottom w:w="100" w:type="dxa"/>
+              <w:left w:w="140" w:type="dxa"/>
+              <w:right w:w="140" w:type="dxa"/>
             </w:tcMar>
-            <w:vAlign w:val="center"/>
           </w:tcPr>
           <w:p>
             <w:pPr>
@@ -1594,14 +1602,14 @@
         </w:trPr>
         <w:tc>
           <w:tcPr>
-            <w:shd w:fill="f2f5f9" w:val="clear"/>
+            <w:vAlign w:val="center"/>
+            <w:shd w:fill="F8FAFC"/>
             <w:tcMar>
-              <w:top w:w="70.0" w:type="dxa"/>
-              <w:left w:w="110.0" w:type="dxa"/>
-              <w:bottom w:w="70.0" w:type="dxa"/>
-              <w:right w:w="110.0" w:type="dxa"/>
+              <w:top w:w="100" w:type="dxa"/>
+              <w:bottom w:w="100" w:type="dxa"/>
+              <w:left w:w="140" w:type="dxa"/>
+              <w:right w:w="140" w:type="dxa"/>
             </w:tcMar>
-            <w:vAlign w:val="center"/>
           </w:tcPr>
           <w:p>
             <w:pPr>
@@ -1629,14 +1637,14 @@
         </w:tc>
         <w:tc>
           <w:tcPr>
-            <w:shd w:fill="f2f5f9" w:val="clear"/>
+            <w:vAlign w:val="center"/>
+            <w:shd w:fill="F8FAFC"/>
             <w:tcMar>
-              <w:top w:w="70.0" w:type="dxa"/>
-              <w:left w:w="110.0" w:type="dxa"/>
-              <w:bottom w:w="70.0" w:type="dxa"/>
-              <w:right w:w="110.0" w:type="dxa"/>
+              <w:top w:w="100" w:type="dxa"/>
+              <w:bottom w:w="100" w:type="dxa"/>
+              <w:left w:w="140" w:type="dxa"/>
+              <w:right w:w="140" w:type="dxa"/>
             </w:tcMar>
-            <w:vAlign w:val="center"/>
           </w:tcPr>
           <w:p>
             <w:pPr>
@@ -1664,14 +1672,14 @@
         </w:tc>
         <w:tc>
           <w:tcPr>
-            <w:shd w:fill="f2f5f9" w:val="clear"/>
+            <w:vAlign w:val="center"/>
+            <w:shd w:fill="F8FAFC"/>
             <w:tcMar>
-              <w:top w:w="70.0" w:type="dxa"/>
-              <w:left w:w="110.0" w:type="dxa"/>
-              <w:bottom w:w="70.0" w:type="dxa"/>
-              <w:right w:w="110.0" w:type="dxa"/>
+              <w:top w:w="100" w:type="dxa"/>
+              <w:bottom w:w="100" w:type="dxa"/>
+              <w:left w:w="140" w:type="dxa"/>
+              <w:right w:w="140" w:type="dxa"/>
             </w:tcMar>
-            <w:vAlign w:val="center"/>
           </w:tcPr>
           <w:p>
             <w:pPr>
@@ -1699,14 +1707,14 @@
         </w:tc>
         <w:tc>
           <w:tcPr>
-            <w:shd w:fill="f2f5f9" w:val="clear"/>
+            <w:vAlign w:val="center"/>
+            <w:shd w:fill="F8FAFC"/>
             <w:tcMar>
-              <w:top w:w="70.0" w:type="dxa"/>
-              <w:left w:w="110.0" w:type="dxa"/>
-              <w:bottom w:w="70.0" w:type="dxa"/>
-              <w:right w:w="110.0" w:type="dxa"/>
+              <w:top w:w="100" w:type="dxa"/>
+              <w:bottom w:w="100" w:type="dxa"/>
+              <w:left w:w="140" w:type="dxa"/>
+              <w:right w:w="140" w:type="dxa"/>
             </w:tcMar>
-            <w:vAlign w:val="center"/>
           </w:tcPr>
           <w:p>
             <w:pPr>
@@ -1886,14 +1894,14 @@
         </w:trPr>
         <w:tc>
           <w:tcPr>
-            <w:shd w:fill="f2f5f9" w:val="clear"/>
+            <w:vAlign w:val="center"/>
+            <w:shd w:fill="F8FAFC"/>
             <w:tcMar>
-              <w:top w:w="70.0" w:type="dxa"/>
-              <w:left w:w="110.0" w:type="dxa"/>
-              <w:bottom w:w="70.0" w:type="dxa"/>
-              <w:right w:w="110.0" w:type="dxa"/>
+              <w:top w:w="100" w:type="dxa"/>
+              <w:bottom w:w="100" w:type="dxa"/>
+              <w:left w:w="140" w:type="dxa"/>
+              <w:right w:w="140" w:type="dxa"/>
             </w:tcMar>
-            <w:vAlign w:val="center"/>
           </w:tcPr>
           <w:p>
             <w:pPr>
@@ -1921,14 +1929,14 @@
         </w:tc>
         <w:tc>
           <w:tcPr>
-            <w:shd w:fill="f2f5f9" w:val="clear"/>
+            <w:vAlign w:val="center"/>
+            <w:shd w:fill="F8FAFC"/>
             <w:tcMar>
-              <w:top w:w="70.0" w:type="dxa"/>
-              <w:left w:w="110.0" w:type="dxa"/>
-              <w:bottom w:w="70.0" w:type="dxa"/>
-              <w:right w:w="110.0" w:type="dxa"/>
+              <w:top w:w="100" w:type="dxa"/>
+              <w:bottom w:w="100" w:type="dxa"/>
+              <w:left w:w="140" w:type="dxa"/>
+              <w:right w:w="140" w:type="dxa"/>
             </w:tcMar>
-            <w:vAlign w:val="center"/>
           </w:tcPr>
           <w:p>
             <w:pPr>
@@ -1956,14 +1964,14 @@
         </w:tc>
         <w:tc>
           <w:tcPr>
-            <w:shd w:fill="f2f5f9" w:val="clear"/>
+            <w:vAlign w:val="center"/>
+            <w:shd w:fill="F8FAFC"/>
             <w:tcMar>
-              <w:top w:w="70.0" w:type="dxa"/>
-              <w:left w:w="110.0" w:type="dxa"/>
-              <w:bottom w:w="70.0" w:type="dxa"/>
-              <w:right w:w="110.0" w:type="dxa"/>
+              <w:top w:w="100" w:type="dxa"/>
+              <w:bottom w:w="100" w:type="dxa"/>
+              <w:left w:w="140" w:type="dxa"/>
+              <w:right w:w="140" w:type="dxa"/>
             </w:tcMar>
-            <w:vAlign w:val="center"/>
           </w:tcPr>
           <w:p>
             <w:pPr>
@@ -1991,14 +1999,14 @@
         </w:tc>
         <w:tc>
           <w:tcPr>
-            <w:shd w:fill="f2f5f9" w:val="clear"/>
+            <w:vAlign w:val="center"/>
+            <w:shd w:fill="F8FAFC"/>
             <w:tcMar>
-              <w:top w:w="70.0" w:type="dxa"/>
-              <w:left w:w="110.0" w:type="dxa"/>
-              <w:bottom w:w="70.0" w:type="dxa"/>
-              <w:right w:w="110.0" w:type="dxa"/>
+              <w:top w:w="100" w:type="dxa"/>
+              <w:bottom w:w="100" w:type="dxa"/>
+              <w:left w:w="140" w:type="dxa"/>
+              <w:right w:w="140" w:type="dxa"/>
             </w:tcMar>
-            <w:vAlign w:val="center"/>
           </w:tcPr>
           <w:p>
             <w:pPr>
@@ -2118,25 +2126,25 @@
         </w:trPr>
         <w:tc>
           <w:tcPr>
-            <w:shd w:fill="0a0e14" w:val="clear"/>
+            <w:shd w:fill="0F172A"/>
             <w:tcMar>
-              <w:top w:w="90.0" w:type="dxa"/>
-              <w:left w:w="160.0" w:type="dxa"/>
-              <w:bottom w:w="90.0" w:type="dxa"/>
-              <w:right w:w="160.0" w:type="dxa"/>
+              <w:top w:w="160" w:type="dxa"/>
+              <w:bottom w:w="160" w:type="dxa"/>
+              <w:left w:w="200" w:type="dxa"/>
+              <w:right w:w="200" w:type="dxa"/>
             </w:tcMar>
           </w:tcPr>
           <w:p>
             <w:pPr>
-              <w:spacing w:after="20" w:lineRule="auto"/>
+              <w:spacing w:after="80" w:lineRule="auto" w:before="80"/>
               <w:rPr/>
             </w:pPr>
             <w:r>
               <w:rPr>
                 <w:rFonts w:ascii="Arial Unicode MS" w:cs="Arial Unicode MS" w:eastAsia="Arial Unicode MS" w:hAnsi="Arial Unicode MS"/>
-                <w:b w:val="1"/>
+                <w:b/>
                 <w:bCs w:val="1"/>
-                <w:color w:val="9fb3c8"/>
+                <w:color w:val="FFFFFF"/>
                 <w:sz w:val="15"/>
                 <w:szCs w:val="15"/>
                 <w:rtl w:val="0"/>
@@ -2145,21 +2153,23 @@
             </w:r>
             <w:r>
               <w:rPr>
-                <w:rtl w:val="0"/>
-              </w:rPr>
-            </w:r>
-          </w:p>
-          <w:p>
-            <w:pPr>
-              <w:spacing w:after="0" w:lineRule="auto"/>
+                <w:b/>
+                <w:color w:val="FFFFFF"/>
+                <w:rtl w:val="0"/>
+              </w:rPr>
+            </w:r>
+          </w:p>
+          <w:p>
+            <w:pPr>
+              <w:spacing w:after="80" w:lineRule="auto" w:before="80"/>
               <w:rPr/>
             </w:pPr>
             <w:r>
               <w:rPr>
                 <w:rFonts w:ascii="Arial" w:cs="Arial" w:eastAsia="Arial" w:hAnsi="Arial"/>
-                <w:b w:val="1"/>
+                <w:b/>
                 <w:bCs w:val="1"/>
-                <w:color w:val="ffffff"/>
+                <w:color w:val="FFFFFF"/>
                 <w:sz w:val="24"/>
                 <w:szCs w:val="24"/>
                 <w:rtl w:val="0"/>
@@ -2168,6 +2178,8 @@
             </w:r>
             <w:r>
               <w:rPr>
+                <w:b/>
+                <w:color w:val="FFFFFF"/>
                 <w:rtl w:val="0"/>
               </w:rPr>
             </w:r>
@@ -2268,12 +2280,12 @@
               <w:bottom w:color="d9e8e0" w:space="0" w:sz="4" w:val="single"/>
               <w:right w:color="d9e8e0" w:space="0" w:sz="4" w:val="single"/>
             </w:tcBorders>
-            <w:shd w:fill="f0faf5" w:val="clear"/>
+            <w:shd w:fill="ECFDF5"/>
             <w:tcMar>
-              <w:top w:w="120.0" w:type="dxa"/>
-              <w:left w:w="180.0" w:type="dxa"/>
-              <w:bottom w:w="120.0" w:type="dxa"/>
-              <w:right w:w="180.0" w:type="dxa"/>
+              <w:top w:w="160" w:type="dxa"/>
+              <w:bottom w:w="160" w:type="dxa"/>
+              <w:left w:w="200" w:type="dxa"/>
+              <w:right w:w="200" w:type="dxa"/>
             </w:tcMar>
           </w:tcPr>
           <w:p>
@@ -2284,9 +2296,9 @@
             <w:r>
               <w:rPr>
                 <w:rFonts w:ascii="Arial" w:cs="Arial" w:eastAsia="Arial" w:hAnsi="Arial"/>
-                <w:b w:val="1"/>
+                <w:b/>
                 <w:bCs w:val="1"/>
-                <w:color w:val="0e8a5f"/>
+                <w:color w:val="064E3B"/>
                 <w:sz w:val="18"/>
                 <w:szCs w:val="18"/>
                 <w:rtl w:val="0"/>
@@ -2494,25 +2506,25 @@
         </w:trPr>
         <w:tc>
           <w:tcPr>
-            <w:shd w:fill="0a0e14" w:val="clear"/>
+            <w:shd w:fill="0F172A"/>
             <w:tcMar>
-              <w:top w:w="90.0" w:type="dxa"/>
-              <w:left w:w="160.0" w:type="dxa"/>
-              <w:bottom w:w="90.0" w:type="dxa"/>
-              <w:right w:w="160.0" w:type="dxa"/>
+              <w:top w:w="160" w:type="dxa"/>
+              <w:bottom w:w="160" w:type="dxa"/>
+              <w:left w:w="200" w:type="dxa"/>
+              <w:right w:w="200" w:type="dxa"/>
             </w:tcMar>
           </w:tcPr>
           <w:p>
             <w:pPr>
-              <w:spacing w:after="20" w:lineRule="auto"/>
+              <w:spacing w:after="80" w:lineRule="auto" w:before="80"/>
               <w:rPr/>
             </w:pPr>
             <w:r>
               <w:rPr>
                 <w:rFonts w:ascii="Arial Unicode MS" w:cs="Arial Unicode MS" w:eastAsia="Arial Unicode MS" w:hAnsi="Arial Unicode MS"/>
-                <w:b w:val="1"/>
+                <w:b/>
                 <w:bCs w:val="1"/>
-                <w:color w:val="9fb3c8"/>
+                <w:color w:val="FFFFFF"/>
                 <w:sz w:val="15"/>
                 <w:szCs w:val="15"/>
                 <w:rtl w:val="0"/>
@@ -2521,21 +2533,23 @@
             </w:r>
             <w:r>
               <w:rPr>
-                <w:rtl w:val="0"/>
-              </w:rPr>
-            </w:r>
-          </w:p>
-          <w:p>
-            <w:pPr>
-              <w:spacing w:after="0" w:lineRule="auto"/>
+                <w:b/>
+                <w:color w:val="FFFFFF"/>
+                <w:rtl w:val="0"/>
+              </w:rPr>
+            </w:r>
+          </w:p>
+          <w:p>
+            <w:pPr>
+              <w:spacing w:after="80" w:lineRule="auto" w:before="80"/>
               <w:rPr/>
             </w:pPr>
             <w:r>
               <w:rPr>
                 <w:rFonts w:ascii="Arial" w:cs="Arial" w:eastAsia="Arial" w:hAnsi="Arial"/>
-                <w:b w:val="1"/>
+                <w:b/>
                 <w:bCs w:val="1"/>
-                <w:color w:val="ffffff"/>
+                <w:color w:val="FFFFFF"/>
                 <w:sz w:val="24"/>
                 <w:szCs w:val="24"/>
                 <w:rtl w:val="0"/>
@@ -2544,6 +2558,8 @@
             </w:r>
             <w:r>
               <w:rPr>
+                <w:b/>
+                <w:color w:val="FFFFFF"/>
                 <w:rtl w:val="0"/>
               </w:rPr>
             </w:r>
@@ -3234,25 +3250,25 @@
         </w:trPr>
         <w:tc>
           <w:tcPr>
-            <w:shd w:fill="0a0e14" w:val="clear"/>
+            <w:shd w:fill="0F172A"/>
             <w:tcMar>
-              <w:top w:w="90.0" w:type="dxa"/>
-              <w:left w:w="160.0" w:type="dxa"/>
-              <w:bottom w:w="90.0" w:type="dxa"/>
-              <w:right w:w="160.0" w:type="dxa"/>
+              <w:top w:w="160" w:type="dxa"/>
+              <w:bottom w:w="160" w:type="dxa"/>
+              <w:left w:w="200" w:type="dxa"/>
+              <w:right w:w="200" w:type="dxa"/>
             </w:tcMar>
           </w:tcPr>
           <w:p>
             <w:pPr>
-              <w:spacing w:after="20" w:lineRule="auto"/>
+              <w:spacing w:after="80" w:lineRule="auto" w:before="80"/>
               <w:rPr/>
             </w:pPr>
             <w:r>
               <w:rPr>
                 <w:rFonts w:ascii="Arial Unicode MS" w:cs="Arial Unicode MS" w:eastAsia="Arial Unicode MS" w:hAnsi="Arial Unicode MS"/>
-                <w:b w:val="1"/>
+                <w:b/>
                 <w:bCs w:val="1"/>
-                <w:color w:val="9fb3c8"/>
+                <w:color w:val="FFFFFF"/>
                 <w:sz w:val="15"/>
                 <w:szCs w:val="15"/>
                 <w:rtl w:val="0"/>
@@ -3261,21 +3277,23 @@
             </w:r>
             <w:r>
               <w:rPr>
-                <w:rtl w:val="0"/>
-              </w:rPr>
-            </w:r>
-          </w:p>
-          <w:p>
-            <w:pPr>
-              <w:spacing w:after="0" w:lineRule="auto"/>
+                <w:b/>
+                <w:color w:val="FFFFFF"/>
+                <w:rtl w:val="0"/>
+              </w:rPr>
+            </w:r>
+          </w:p>
+          <w:p>
+            <w:pPr>
+              <w:spacing w:after="80" w:lineRule="auto" w:before="80"/>
               <w:rPr/>
             </w:pPr>
             <w:r>
               <w:rPr>
                 <w:rFonts w:ascii="Arial" w:cs="Arial" w:eastAsia="Arial" w:hAnsi="Arial"/>
-                <w:b w:val="1"/>
+                <w:b/>
                 <w:bCs w:val="1"/>
-                <w:color w:val="ffffff"/>
+                <w:color w:val="FFFFFF"/>
                 <w:sz w:val="24"/>
                 <w:szCs w:val="24"/>
                 <w:rtl w:val="0"/>
@@ -3284,6 +3302,8 @@
             </w:r>
             <w:r>
               <w:rPr>
+                <w:b/>
+                <w:color w:val="FFFFFF"/>
                 <w:rtl w:val="0"/>
               </w:rPr>
             </w:r>
@@ -4066,12 +4086,12 @@
               <w:bottom w:color="d9e8e0" w:space="0" w:sz="4" w:val="single"/>
               <w:right w:color="d9e8e0" w:space="0" w:sz="4" w:val="single"/>
             </w:tcBorders>
-            <w:shd w:fill="f0faf5" w:val="clear"/>
+            <w:shd w:fill="ECFDF5"/>
             <w:tcMar>
-              <w:top w:w="120.0" w:type="dxa"/>
-              <w:left w:w="180.0" w:type="dxa"/>
-              <w:bottom w:w="120.0" w:type="dxa"/>
-              <w:right w:w="180.0" w:type="dxa"/>
+              <w:top w:w="160" w:type="dxa"/>
+              <w:bottom w:w="160" w:type="dxa"/>
+              <w:left w:w="200" w:type="dxa"/>
+              <w:right w:w="200" w:type="dxa"/>
             </w:tcMar>
           </w:tcPr>
           <w:p>
@@ -4082,9 +4102,9 @@
             <w:r>
               <w:rPr>
                 <w:rFonts w:ascii="Arial" w:cs="Arial" w:eastAsia="Arial" w:hAnsi="Arial"/>
-                <w:b w:val="1"/>
+                <w:b/>
                 <w:bCs w:val="1"/>
-                <w:color w:val="0e8a5f"/>
+                <w:color w:val="064E3B"/>
                 <w:sz w:val="18"/>
                 <w:szCs w:val="18"/>
                 <w:rtl w:val="0"/>
@@ -4282,25 +4302,25 @@
         </w:trPr>
         <w:tc>
           <w:tcPr>
-            <w:shd w:fill="0a0e14" w:val="clear"/>
+            <w:shd w:fill="0F172A"/>
             <w:tcMar>
-              <w:top w:w="90.0" w:type="dxa"/>
-              <w:left w:w="160.0" w:type="dxa"/>
-              <w:bottom w:w="90.0" w:type="dxa"/>
-              <w:right w:w="160.0" w:type="dxa"/>
+              <w:top w:w="160" w:type="dxa"/>
+              <w:bottom w:w="160" w:type="dxa"/>
+              <w:left w:w="200" w:type="dxa"/>
+              <w:right w:w="200" w:type="dxa"/>
             </w:tcMar>
           </w:tcPr>
           <w:p>
             <w:pPr>
-              <w:spacing w:after="20" w:lineRule="auto"/>
+              <w:spacing w:after="80" w:lineRule="auto" w:before="80"/>
               <w:rPr/>
             </w:pPr>
             <w:r>
               <w:rPr>
                 <w:rFonts w:ascii="Arial Unicode MS" w:cs="Arial Unicode MS" w:eastAsia="Arial Unicode MS" w:hAnsi="Arial Unicode MS"/>
-                <w:b w:val="1"/>
+                <w:b/>
                 <w:bCs w:val="1"/>
-                <w:color w:val="9fb3c8"/>
+                <w:color w:val="FFFFFF"/>
                 <w:sz w:val="15"/>
                 <w:szCs w:val="15"/>
                 <w:rtl w:val="0"/>
@@ -4309,21 +4329,23 @@
             </w:r>
             <w:r>
               <w:rPr>
-                <w:rtl w:val="0"/>
-              </w:rPr>
-            </w:r>
-          </w:p>
-          <w:p>
-            <w:pPr>
-              <w:spacing w:after="0" w:lineRule="auto"/>
+                <w:b/>
+                <w:color w:val="FFFFFF"/>
+                <w:rtl w:val="0"/>
+              </w:rPr>
+            </w:r>
+          </w:p>
+          <w:p>
+            <w:pPr>
+              <w:spacing w:after="80" w:lineRule="auto" w:before="80"/>
               <w:rPr/>
             </w:pPr>
             <w:r>
               <w:rPr>
                 <w:rFonts w:ascii="Arial" w:cs="Arial" w:eastAsia="Arial" w:hAnsi="Arial"/>
-                <w:b w:val="1"/>
+                <w:b/>
                 <w:bCs w:val="1"/>
-                <w:color w:val="ffffff"/>
+                <w:color w:val="FFFFFF"/>
                 <w:sz w:val="24"/>
                 <w:szCs w:val="24"/>
                 <w:rtl w:val="0"/>
@@ -4332,6 +4354,8 @@
             </w:r>
             <w:r>
               <w:rPr>
+                <w:b/>
+                <w:color w:val="FFFFFF"/>
                 <w:rtl w:val="0"/>
               </w:rPr>
             </w:r>
@@ -5068,12 +5092,12 @@
               <w:bottom w:color="d9e8e0" w:space="0" w:sz="4" w:val="single"/>
               <w:right w:color="d9e8e0" w:space="0" w:sz="4" w:val="single"/>
             </w:tcBorders>
-            <w:shd w:fill="f0faf5" w:val="clear"/>
+            <w:shd w:fill="ECFDF5"/>
             <w:tcMar>
-              <w:top w:w="120.0" w:type="dxa"/>
-              <w:left w:w="180.0" w:type="dxa"/>
-              <w:bottom w:w="120.0" w:type="dxa"/>
-              <w:right w:w="180.0" w:type="dxa"/>
+              <w:top w:w="160" w:type="dxa"/>
+              <w:bottom w:w="160" w:type="dxa"/>
+              <w:left w:w="200" w:type="dxa"/>
+              <w:right w:w="200" w:type="dxa"/>
             </w:tcMar>
           </w:tcPr>
           <w:p>
@@ -5084,9 +5108,9 @@
             <w:r>
               <w:rPr>
                 <w:rFonts w:ascii="Arial" w:cs="Arial" w:eastAsia="Arial" w:hAnsi="Arial"/>
-                <w:b w:val="1"/>
+                <w:b/>
                 <w:bCs w:val="1"/>
-                <w:color w:val="0e8a5f"/>
+                <w:color w:val="064E3B"/>
                 <w:sz w:val="18"/>
                 <w:szCs w:val="18"/>
                 <w:rtl w:val="0"/>
@@ -5187,25 +5211,25 @@
         </w:trPr>
         <w:tc>
           <w:tcPr>
-            <w:shd w:fill="0a0e14" w:val="clear"/>
+            <w:shd w:fill="0F172A"/>
             <w:tcMar>
-              <w:top w:w="90.0" w:type="dxa"/>
-              <w:left w:w="160.0" w:type="dxa"/>
-              <w:bottom w:w="90.0" w:type="dxa"/>
-              <w:right w:w="160.0" w:type="dxa"/>
+              <w:top w:w="160" w:type="dxa"/>
+              <w:bottom w:w="160" w:type="dxa"/>
+              <w:left w:w="200" w:type="dxa"/>
+              <w:right w:w="200" w:type="dxa"/>
             </w:tcMar>
           </w:tcPr>
           <w:p>
             <w:pPr>
-              <w:spacing w:after="20" w:lineRule="auto"/>
+              <w:spacing w:after="80" w:lineRule="auto" w:before="80"/>
               <w:rPr/>
             </w:pPr>
             <w:r>
               <w:rPr>
                 <w:rFonts w:ascii="Arial Unicode MS" w:cs="Arial Unicode MS" w:eastAsia="Arial Unicode MS" w:hAnsi="Arial Unicode MS"/>
-                <w:b w:val="1"/>
+                <w:b/>
                 <w:bCs w:val="1"/>
-                <w:color w:val="9fb3c8"/>
+                <w:color w:val="FFFFFF"/>
                 <w:sz w:val="15"/>
                 <w:szCs w:val="15"/>
                 <w:rtl w:val="0"/>
@@ -5214,21 +5238,23 @@
             </w:r>
             <w:r>
               <w:rPr>
-                <w:rtl w:val="0"/>
-              </w:rPr>
-            </w:r>
-          </w:p>
-          <w:p>
-            <w:pPr>
-              <w:spacing w:after="0" w:lineRule="auto"/>
+                <w:b/>
+                <w:color w:val="FFFFFF"/>
+                <w:rtl w:val="0"/>
+              </w:rPr>
+            </w:r>
+          </w:p>
+          <w:p>
+            <w:pPr>
+              <w:spacing w:after="80" w:lineRule="auto" w:before="80"/>
               <w:rPr/>
             </w:pPr>
             <w:r>
               <w:rPr>
                 <w:rFonts w:ascii="Arial" w:cs="Arial" w:eastAsia="Arial" w:hAnsi="Arial"/>
-                <w:b w:val="1"/>
+                <w:b/>
                 <w:bCs w:val="1"/>
-                <w:color w:val="ffffff"/>
+                <w:color w:val="FFFFFF"/>
                 <w:sz w:val="24"/>
                 <w:szCs w:val="24"/>
                 <w:rtl w:val="0"/>
@@ -5237,6 +5263,8 @@
             </w:r>
             <w:r>
               <w:rPr>
+                <w:b/>
+                <w:color w:val="FFFFFF"/>
                 <w:rtl w:val="0"/>
               </w:rPr>
             </w:r>
@@ -5744,12 +5772,12 @@
               <w:bottom w:color="d9e8e0" w:space="0" w:sz="4" w:val="single"/>
               <w:right w:color="d9e8e0" w:space="0" w:sz="4" w:val="single"/>
             </w:tcBorders>
-            <w:shd w:fill="f0faf5" w:val="clear"/>
+            <w:shd w:fill="ECFDF5"/>
             <w:tcMar>
-              <w:top w:w="120.0" w:type="dxa"/>
-              <w:left w:w="180.0" w:type="dxa"/>
-              <w:bottom w:w="120.0" w:type="dxa"/>
-              <w:right w:w="180.0" w:type="dxa"/>
+              <w:top w:w="160" w:type="dxa"/>
+              <w:bottom w:w="160" w:type="dxa"/>
+              <w:left w:w="200" w:type="dxa"/>
+              <w:right w:w="200" w:type="dxa"/>
             </w:tcMar>
           </w:tcPr>
           <w:p>
@@ -5760,9 +5788,9 @@
             <w:r>
               <w:rPr>
                 <w:rFonts w:ascii="Arial" w:cs="Arial" w:eastAsia="Arial" w:hAnsi="Arial"/>
-                <w:b w:val="1"/>
+                <w:b/>
                 <w:bCs w:val="1"/>
-                <w:color w:val="0e8a5f"/>
+                <w:color w:val="064E3B"/>
                 <w:sz w:val="18"/>
                 <w:szCs w:val="18"/>
                 <w:rtl w:val="0"/>
@@ -5960,25 +5988,25 @@
         </w:trPr>
         <w:tc>
           <w:tcPr>
-            <w:shd w:fill="0a0e14" w:val="clear"/>
+            <w:shd w:fill="0F172A"/>
             <w:tcMar>
-              <w:top w:w="90.0" w:type="dxa"/>
-              <w:left w:w="160.0" w:type="dxa"/>
-              <w:bottom w:w="90.0" w:type="dxa"/>
-              <w:right w:w="160.0" w:type="dxa"/>
+              <w:top w:w="160" w:type="dxa"/>
+              <w:bottom w:w="160" w:type="dxa"/>
+              <w:left w:w="200" w:type="dxa"/>
+              <w:right w:w="200" w:type="dxa"/>
             </w:tcMar>
           </w:tcPr>
           <w:p>
             <w:pPr>
-              <w:spacing w:after="20" w:lineRule="auto"/>
+              <w:spacing w:after="80" w:lineRule="auto" w:before="80"/>
               <w:rPr/>
             </w:pPr>
             <w:r>
               <w:rPr>
                 <w:rFonts w:ascii="Arial Unicode MS" w:cs="Arial Unicode MS" w:eastAsia="Arial Unicode MS" w:hAnsi="Arial Unicode MS"/>
-                <w:b w:val="1"/>
+                <w:b/>
                 <w:bCs w:val="1"/>
-                <w:color w:val="9fb3c8"/>
+                <w:color w:val="FFFFFF"/>
                 <w:sz w:val="15"/>
                 <w:szCs w:val="15"/>
                 <w:rtl w:val="0"/>
@@ -5987,21 +6015,23 @@
             </w:r>
             <w:r>
               <w:rPr>
-                <w:rtl w:val="0"/>
-              </w:rPr>
-            </w:r>
-          </w:p>
-          <w:p>
-            <w:pPr>
-              <w:spacing w:after="0" w:lineRule="auto"/>
+                <w:b/>
+                <w:color w:val="FFFFFF"/>
+                <w:rtl w:val="0"/>
+              </w:rPr>
+            </w:r>
+          </w:p>
+          <w:p>
+            <w:pPr>
+              <w:spacing w:after="80" w:lineRule="auto" w:before="80"/>
               <w:rPr/>
             </w:pPr>
             <w:r>
               <w:rPr>
                 <w:rFonts w:ascii="Arial" w:cs="Arial" w:eastAsia="Arial" w:hAnsi="Arial"/>
-                <w:b w:val="1"/>
+                <w:b/>
                 <w:bCs w:val="1"/>
-                <w:color w:val="ffffff"/>
+                <w:color w:val="FFFFFF"/>
                 <w:sz w:val="24"/>
                 <w:szCs w:val="24"/>
                 <w:rtl w:val="0"/>
@@ -6010,6 +6040,8 @@
             </w:r>
             <w:r>
               <w:rPr>
+                <w:b/>
+                <w:color w:val="FFFFFF"/>
                 <w:rtl w:val="0"/>
               </w:rPr>
             </w:r>
@@ -6664,12 +6696,12 @@
               <w:bottom w:color="d9e8e0" w:space="0" w:sz="4" w:val="single"/>
               <w:right w:color="d9e8e0" w:space="0" w:sz="4" w:val="single"/>
             </w:tcBorders>
-            <w:shd w:fill="f0faf5" w:val="clear"/>
+            <w:shd w:fill="ECFDF5"/>
             <w:tcMar>
-              <w:top w:w="120.0" w:type="dxa"/>
-              <w:left w:w="180.0" w:type="dxa"/>
-              <w:bottom w:w="120.0" w:type="dxa"/>
-              <w:right w:w="180.0" w:type="dxa"/>
+              <w:top w:w="160" w:type="dxa"/>
+              <w:bottom w:w="160" w:type="dxa"/>
+              <w:left w:w="200" w:type="dxa"/>
+              <w:right w:w="200" w:type="dxa"/>
             </w:tcMar>
           </w:tcPr>
           <w:p>
@@ -6680,9 +6712,9 @@
             <w:r>
               <w:rPr>
                 <w:rFonts w:ascii="Arial" w:cs="Arial" w:eastAsia="Arial" w:hAnsi="Arial"/>
-                <w:b w:val="1"/>
+                <w:b/>
                 <w:bCs w:val="1"/>
-                <w:color w:val="0e8a5f"/>
+                <w:color w:val="064E3B"/>
                 <w:sz w:val="18"/>
                 <w:szCs w:val="18"/>
                 <w:rtl w:val="0"/>
@@ -6880,25 +6912,25 @@
         </w:trPr>
         <w:tc>
           <w:tcPr>
-            <w:shd w:fill="0a0e14" w:val="clear"/>
+            <w:shd w:fill="0F172A"/>
             <w:tcMar>
-              <w:top w:w="90.0" w:type="dxa"/>
-              <w:left w:w="160.0" w:type="dxa"/>
-              <w:bottom w:w="90.0" w:type="dxa"/>
-              <w:right w:w="160.0" w:type="dxa"/>
+              <w:top w:w="160" w:type="dxa"/>
+              <w:bottom w:w="160" w:type="dxa"/>
+              <w:left w:w="200" w:type="dxa"/>
+              <w:right w:w="200" w:type="dxa"/>
             </w:tcMar>
           </w:tcPr>
           <w:p>
             <w:pPr>
-              <w:spacing w:after="20" w:lineRule="auto"/>
+              <w:spacing w:after="80" w:lineRule="auto" w:before="80"/>
               <w:rPr/>
             </w:pPr>
             <w:r>
               <w:rPr>
                 <w:rFonts w:ascii="Arial Unicode MS" w:cs="Arial Unicode MS" w:eastAsia="Arial Unicode MS" w:hAnsi="Arial Unicode MS"/>
-                <w:b w:val="1"/>
+                <w:b/>
                 <w:bCs w:val="1"/>
-                <w:color w:val="9fb3c8"/>
+                <w:color w:val="FFFFFF"/>
                 <w:sz w:val="15"/>
                 <w:szCs w:val="15"/>
                 <w:rtl w:val="0"/>
@@ -6907,21 +6939,23 @@
             </w:r>
             <w:r>
               <w:rPr>
-                <w:rtl w:val="0"/>
-              </w:rPr>
-            </w:r>
-          </w:p>
-          <w:p>
-            <w:pPr>
-              <w:spacing w:after="0" w:lineRule="auto"/>
+                <w:b/>
+                <w:color w:val="FFFFFF"/>
+                <w:rtl w:val="0"/>
+              </w:rPr>
+            </w:r>
+          </w:p>
+          <w:p>
+            <w:pPr>
+              <w:spacing w:after="80" w:lineRule="auto" w:before="80"/>
               <w:rPr/>
             </w:pPr>
             <w:r>
               <w:rPr>
                 <w:rFonts w:ascii="Arial" w:cs="Arial" w:eastAsia="Arial" w:hAnsi="Arial"/>
-                <w:b w:val="1"/>
+                <w:b/>
                 <w:bCs w:val="1"/>
-                <w:color w:val="ffffff"/>
+                <w:color w:val="FFFFFF"/>
                 <w:sz w:val="24"/>
                 <w:szCs w:val="24"/>
                 <w:rtl w:val="0"/>
@@ -6930,6 +6964,8 @@
             </w:r>
             <w:r>
               <w:rPr>
+                <w:b/>
+                <w:color w:val="FFFFFF"/>
                 <w:rtl w:val="0"/>
               </w:rPr>
             </w:r>
@@ -7872,25 +7908,25 @@
         </w:trPr>
         <w:tc>
           <w:tcPr>
-            <w:shd w:fill="0a0e14" w:val="clear"/>
+            <w:shd w:fill="0F172A"/>
             <w:tcMar>
-              <w:top w:w="90.0" w:type="dxa"/>
-              <w:left w:w="160.0" w:type="dxa"/>
-              <w:bottom w:w="90.0" w:type="dxa"/>
-              <w:right w:w="160.0" w:type="dxa"/>
+              <w:top w:w="160" w:type="dxa"/>
+              <w:bottom w:w="160" w:type="dxa"/>
+              <w:left w:w="200" w:type="dxa"/>
+              <w:right w:w="200" w:type="dxa"/>
             </w:tcMar>
           </w:tcPr>
           <w:p>
             <w:pPr>
-              <w:spacing w:after="20" w:lineRule="auto"/>
+              <w:spacing w:after="80" w:lineRule="auto" w:before="80"/>
               <w:rPr/>
             </w:pPr>
             <w:r>
               <w:rPr>
                 <w:rFonts w:ascii="Arial Unicode MS" w:cs="Arial Unicode MS" w:eastAsia="Arial Unicode MS" w:hAnsi="Arial Unicode MS"/>
-                <w:b w:val="1"/>
+                <w:b/>
                 <w:bCs w:val="1"/>
-                <w:color w:val="9fb3c8"/>
+                <w:color w:val="FFFFFF"/>
                 <w:sz w:val="15"/>
                 <w:szCs w:val="15"/>
                 <w:rtl w:val="0"/>
@@ -7899,21 +7935,23 @@
             </w:r>
             <w:r>
               <w:rPr>
-                <w:rtl w:val="0"/>
-              </w:rPr>
-            </w:r>
-          </w:p>
-          <w:p>
-            <w:pPr>
-              <w:spacing w:after="0" w:lineRule="auto"/>
+                <w:b/>
+                <w:color w:val="FFFFFF"/>
+                <w:rtl w:val="0"/>
+              </w:rPr>
+            </w:r>
+          </w:p>
+          <w:p>
+            <w:pPr>
+              <w:spacing w:after="80" w:lineRule="auto" w:before="80"/>
               <w:rPr/>
             </w:pPr>
             <w:r>
               <w:rPr>
                 <w:rFonts w:ascii="Arial" w:cs="Arial" w:eastAsia="Arial" w:hAnsi="Arial"/>
-                <w:b w:val="1"/>
+                <w:b/>
                 <w:bCs w:val="1"/>
-                <w:color w:val="ffffff"/>
+                <w:color w:val="FFFFFF"/>
                 <w:sz w:val="24"/>
                 <w:szCs w:val="24"/>
                 <w:rtl w:val="0"/>
@@ -7922,6 +7960,8 @@
             </w:r>
             <w:r>
               <w:rPr>
+                <w:b/>
+                <w:color w:val="FFFFFF"/>
                 <w:rtl w:val="0"/>
               </w:rPr>
             </w:r>
@@ -8696,25 +8736,25 @@
         </w:trPr>
         <w:tc>
           <w:tcPr>
-            <w:shd w:fill="0a0e14" w:val="clear"/>
+            <w:shd w:fill="0F172A"/>
             <w:tcMar>
-              <w:top w:w="90.0" w:type="dxa"/>
-              <w:left w:w="160.0" w:type="dxa"/>
-              <w:bottom w:w="90.0" w:type="dxa"/>
-              <w:right w:w="160.0" w:type="dxa"/>
+              <w:top w:w="160" w:type="dxa"/>
+              <w:bottom w:w="160" w:type="dxa"/>
+              <w:left w:w="200" w:type="dxa"/>
+              <w:right w:w="200" w:type="dxa"/>
             </w:tcMar>
           </w:tcPr>
           <w:p>
             <w:pPr>
-              <w:spacing w:after="20" w:lineRule="auto"/>
+              <w:spacing w:after="80" w:lineRule="auto" w:before="80"/>
               <w:rPr/>
             </w:pPr>
             <w:r>
               <w:rPr>
                 <w:rFonts w:ascii="Arial Unicode MS" w:cs="Arial Unicode MS" w:eastAsia="Arial Unicode MS" w:hAnsi="Arial Unicode MS"/>
-                <w:b w:val="1"/>
+                <w:b/>
                 <w:bCs w:val="1"/>
-                <w:color w:val="9fb3c8"/>
+                <w:color w:val="FFFFFF"/>
                 <w:sz w:val="15"/>
                 <w:szCs w:val="15"/>
                 <w:rtl w:val="0"/>
@@ -8723,21 +8763,23 @@
             </w:r>
             <w:r>
               <w:rPr>
-                <w:rtl w:val="0"/>
-              </w:rPr>
-            </w:r>
-          </w:p>
-          <w:p>
-            <w:pPr>
-              <w:spacing w:after="0" w:lineRule="auto"/>
+                <w:b/>
+                <w:color w:val="FFFFFF"/>
+                <w:rtl w:val="0"/>
+              </w:rPr>
+            </w:r>
+          </w:p>
+          <w:p>
+            <w:pPr>
+              <w:spacing w:after="80" w:lineRule="auto" w:before="80"/>
               <w:rPr/>
             </w:pPr>
             <w:r>
               <w:rPr>
                 <w:rFonts w:ascii="Arial" w:cs="Arial" w:eastAsia="Arial" w:hAnsi="Arial"/>
-                <w:b w:val="1"/>
+                <w:b/>
                 <w:bCs w:val="1"/>
-                <w:color w:val="ffffff"/>
+                <w:color w:val="FFFFFF"/>
                 <w:sz w:val="24"/>
                 <w:szCs w:val="24"/>
                 <w:rtl w:val="0"/>
@@ -8746,6 +8788,8 @@
             </w:r>
             <w:r>
               <w:rPr>
+                <w:b/>
+                <w:color w:val="FFFFFF"/>
                 <w:rtl w:val="0"/>
               </w:rPr>
             </w:r>
@@ -9352,25 +9396,25 @@
         </w:trPr>
         <w:tc>
           <w:tcPr>
-            <w:shd w:fill="0a0e14" w:val="clear"/>
+            <w:shd w:fill="0F172A"/>
             <w:tcMar>
-              <w:top w:w="90.0" w:type="dxa"/>
-              <w:left w:w="160.0" w:type="dxa"/>
-              <w:bottom w:w="90.0" w:type="dxa"/>
-              <w:right w:w="160.0" w:type="dxa"/>
+              <w:top w:w="160" w:type="dxa"/>
+              <w:bottom w:w="160" w:type="dxa"/>
+              <w:left w:w="200" w:type="dxa"/>
+              <w:right w:w="200" w:type="dxa"/>
             </w:tcMar>
           </w:tcPr>
           <w:p>
             <w:pPr>
-              <w:spacing w:after="20" w:lineRule="auto"/>
+              <w:spacing w:after="80" w:lineRule="auto" w:before="80"/>
               <w:rPr/>
             </w:pPr>
             <w:r>
               <w:rPr>
                 <w:rFonts w:ascii="Arial Unicode MS" w:cs="Arial Unicode MS" w:eastAsia="Arial Unicode MS" w:hAnsi="Arial Unicode MS"/>
-                <w:b w:val="1"/>
+                <w:b/>
                 <w:bCs w:val="1"/>
-                <w:color w:val="9fb3c8"/>
+                <w:color w:val="FFFFFF"/>
                 <w:sz w:val="15"/>
                 <w:szCs w:val="15"/>
                 <w:rtl w:val="0"/>
@@ -9379,21 +9423,23 @@
             </w:r>
             <w:r>
               <w:rPr>
-                <w:rtl w:val="0"/>
-              </w:rPr>
-            </w:r>
-          </w:p>
-          <w:p>
-            <w:pPr>
-              <w:spacing w:after="0" w:lineRule="auto"/>
+                <w:b/>
+                <w:color w:val="FFFFFF"/>
+                <w:rtl w:val="0"/>
+              </w:rPr>
+            </w:r>
+          </w:p>
+          <w:p>
+            <w:pPr>
+              <w:spacing w:after="80" w:lineRule="auto" w:before="80"/>
               <w:rPr/>
             </w:pPr>
             <w:r>
               <w:rPr>
                 <w:rFonts w:ascii="Arial" w:cs="Arial" w:eastAsia="Arial" w:hAnsi="Arial"/>
-                <w:b w:val="1"/>
+                <w:b/>
                 <w:bCs w:val="1"/>
-                <w:color w:val="ffffff"/>
+                <w:color w:val="FFFFFF"/>
                 <w:sz w:val="24"/>
                 <w:szCs w:val="24"/>
                 <w:rtl w:val="0"/>
@@ -9402,6 +9448,8 @@
             </w:r>
             <w:r>
               <w:rPr>
+                <w:b/>
+                <w:color w:val="FFFFFF"/>
                 <w:rtl w:val="0"/>
               </w:rPr>
             </w:r>
